--- a/Project 2 EDA/EDA Project Report.docx
+++ b/Project 2 EDA/EDA Project Report.docx
@@ -5,24 +5,24 @@
     <w:p>
       <w:pPr>
         <w:spacing w:line="360" w:lineRule="auto"/>
-        <w:jc w:val="both"/>
-        <w:rPr>
-          <w:rFonts w:hint="default" w:ascii="Times New Roman" w:hAnsi="Times New Roman" w:cs="Times New Roman"/>
-          <w:b/>
-          <w:bCs/>
-          <w:sz w:val="22"/>
-          <w:szCs w:val="22"/>
-        </w:rPr>
-      </w:pPr>
-      <w:r>
-        <w:rPr>
-          <w:rFonts w:hint="default" w:ascii="Times New Roman" w:hAnsi="Times New Roman" w:cs="Times New Roman"/>
-          <w:b/>
-          <w:bCs/>
-          <w:sz w:val="22"/>
-          <w:szCs w:val="22"/>
-        </w:rPr>
-        <w:t>Data Science Project Report: Credit Risk Analysis</w:t>
+        <w:jc w:val="center"/>
+        <w:rPr>
+          <w:rFonts w:hint="default" w:ascii="Times New Roman" w:hAnsi="Times New Roman" w:cs="Times New Roman"/>
+          <w:b/>
+          <w:bCs/>
+          <w:sz w:val="22"/>
+          <w:szCs w:val="22"/>
+        </w:rPr>
+      </w:pPr>
+      <w:r>
+        <w:rPr>
+          <w:rFonts w:hint="default" w:ascii="Times New Roman" w:hAnsi="Times New Roman" w:cs="Times New Roman"/>
+          <w:b/>
+          <w:bCs/>
+          <w:sz w:val="22"/>
+          <w:szCs w:val="22"/>
+        </w:rPr>
+        <w:t>DATA SCIENCE PROJECT REPORT: CREDIT RISK ANALYSIS</w:t>
       </w:r>
     </w:p>
     <w:p>
@@ -176,70 +176,6 @@
           <w:lang w:val="en-US"/>
         </w:rPr>
         <w:t>Tsion Moges</w:t>
-      </w:r>
-    </w:p>
-    <w:p>
-      <w:pPr>
-        <w:spacing w:line="360" w:lineRule="auto"/>
-        <w:jc w:val="both"/>
-        <w:rPr>
-          <w:rFonts w:hint="default" w:ascii="Times New Roman" w:hAnsi="Times New Roman" w:cs="Times New Roman"/>
-          <w:sz w:val="22"/>
-          <w:szCs w:val="22"/>
-          <w:lang w:val="en-US"/>
-        </w:rPr>
-      </w:pPr>
-    </w:p>
-    <w:p>
-      <w:pPr>
-        <w:numPr>
-          <w:ilvl w:val="0"/>
-          <w:numId w:val="1"/>
-        </w:numPr>
-        <w:spacing w:line="360" w:lineRule="auto"/>
-        <w:jc w:val="both"/>
-        <w:rPr>
-          <w:rFonts w:hint="default" w:ascii="Times New Roman" w:hAnsi="Times New Roman" w:cs="Times New Roman"/>
-          <w:b/>
-          <w:bCs/>
-          <w:color w:val="851321" w:themeColor="accent6" w:themeShade="80"/>
-          <w:sz w:val="22"/>
-          <w:szCs w:val="22"/>
-          <w:lang w:val="en-US"/>
-        </w:rPr>
-      </w:pPr>
-      <w:r>
-        <w:rPr>
-          <w:rFonts w:hint="default" w:ascii="Times New Roman" w:hAnsi="Times New Roman" w:cs="Times New Roman"/>
-          <w:b/>
-          <w:bCs/>
-          <w:color w:val="851321" w:themeColor="accent6" w:themeShade="80"/>
-          <w:sz w:val="22"/>
-          <w:szCs w:val="22"/>
-          <w:lang w:val="en-US"/>
-        </w:rPr>
-        <w:t>EXECUTIVE SUMMARY</w:t>
-      </w:r>
-    </w:p>
-    <w:p>
-      <w:pPr>
-        <w:spacing w:line="360" w:lineRule="auto"/>
-        <w:jc w:val="both"/>
-        <w:rPr>
-          <w:rFonts w:hint="default" w:ascii="Times New Roman" w:hAnsi="Times New Roman" w:cs="Times New Roman"/>
-          <w:sz w:val="22"/>
-          <w:szCs w:val="22"/>
-          <w:lang w:val="en-US"/>
-        </w:rPr>
-      </w:pPr>
-      <w:r>
-        <w:rPr>
-          <w:rFonts w:hint="default" w:ascii="Times New Roman" w:hAnsi="Times New Roman" w:cs="Times New Roman"/>
-          <w:sz w:val="22"/>
-          <w:szCs w:val="22"/>
-          <w:lang w:val="en-US"/>
-        </w:rPr>
-        <w:t>The objective of this analysis was to explore a historical credit dataset of 150,000 borrowers. The primary goal was to understand the characteristics of borrowers who experience "Financial Distress" within a two-year period. Our analysis identified past payment due behavior and credit utilization as the most critical risk indicators.</w:t>
       </w:r>
     </w:p>
     <w:p>
@@ -255,6 +191,70 @@
       </w:pPr>
       <w:bookmarkStart w:id="0" w:name="_GoBack"/>
       <w:bookmarkEnd w:id="0"/>
+    </w:p>
+    <w:p>
+      <w:pPr>
+        <w:numPr>
+          <w:ilvl w:val="0"/>
+          <w:numId w:val="1"/>
+        </w:numPr>
+        <w:spacing w:line="360" w:lineRule="auto"/>
+        <w:jc w:val="both"/>
+        <w:rPr>
+          <w:rFonts w:hint="default" w:ascii="Times New Roman" w:hAnsi="Times New Roman" w:cs="Times New Roman"/>
+          <w:b/>
+          <w:bCs/>
+          <w:color w:val="851321" w:themeColor="accent6" w:themeShade="80"/>
+          <w:sz w:val="22"/>
+          <w:szCs w:val="22"/>
+          <w:lang w:val="en-US"/>
+        </w:rPr>
+      </w:pPr>
+      <w:r>
+        <w:rPr>
+          <w:rFonts w:hint="default" w:ascii="Times New Roman" w:hAnsi="Times New Roman" w:cs="Times New Roman"/>
+          <w:b/>
+          <w:bCs/>
+          <w:color w:val="851321" w:themeColor="accent6" w:themeShade="80"/>
+          <w:sz w:val="22"/>
+          <w:szCs w:val="22"/>
+          <w:lang w:val="en-US"/>
+        </w:rPr>
+        <w:t>EXECUTIVE SUMMARY</w:t>
+      </w:r>
+    </w:p>
+    <w:p>
+      <w:pPr>
+        <w:spacing w:line="360" w:lineRule="auto"/>
+        <w:jc w:val="both"/>
+        <w:rPr>
+          <w:rFonts w:hint="default" w:ascii="Times New Roman" w:hAnsi="Times New Roman" w:cs="Times New Roman"/>
+          <w:sz w:val="22"/>
+          <w:szCs w:val="22"/>
+          <w:lang w:val="en-US"/>
+        </w:rPr>
+      </w:pPr>
+      <w:r>
+        <w:rPr>
+          <w:rFonts w:hint="default" w:ascii="Times New Roman" w:hAnsi="Times New Roman" w:cs="Times New Roman"/>
+          <w:sz w:val="22"/>
+          <w:szCs w:val="22"/>
+          <w:lang w:val="en-US"/>
+        </w:rPr>
+        <w:t>The objective of this analysis was to explore a historical credit dataset of 150,000 borrowers. The primary goal was to understand the characteristics of borrowers who experience "Financial Distress" within a two-year period. Our analysis identified past payment due behavior and credit utilization as the most critical risk indicators.</w:t>
+      </w:r>
+    </w:p>
+    <w:p>
+      <w:pPr>
+        <w:spacing w:line="360" w:lineRule="auto"/>
+        <w:jc w:val="both"/>
+        <w:rPr>
+          <w:rFonts w:hint="default" w:ascii="Times New Roman" w:hAnsi="Times New Roman" w:cs="Times New Roman"/>
+          <w:sz w:val="22"/>
+          <w:szCs w:val="22"/>
+          <w:lang w:val="en-US"/>
+        </w:rPr>
+      </w:pPr>
     </w:p>
     <w:p>
       <w:pPr>
@@ -1735,6 +1735,7 @@
     <w:p>
       <w:pPr>
         <w:numPr>
+          <w:ilvl w:val="0"/>
           <w:numId w:val="0"/>
         </w:numPr>
         <w:spacing w:line="360" w:lineRule="auto"/>
@@ -1763,6 +1764,7 @@
     <w:p>
       <w:pPr>
         <w:numPr>
+          <w:ilvl w:val="0"/>
           <w:numId w:val="0"/>
         </w:numPr>
         <w:spacing w:line="360" w:lineRule="auto"/>
@@ -1810,6 +1812,7 @@
     <w:p>
       <w:pPr>
         <w:numPr>
+          <w:ilvl w:val="0"/>
           <w:numId w:val="0"/>
         </w:numPr>
         <w:spacing w:line="360" w:lineRule="auto"/>
@@ -1828,6 +1831,7 @@
     <w:p>
       <w:pPr>
         <w:numPr>
+          <w:ilvl w:val="0"/>
           <w:numId w:val="0"/>
         </w:numPr>
         <w:spacing w:line="360" w:lineRule="auto"/>
@@ -1857,6 +1861,7 @@
     <w:p>
       <w:pPr>
         <w:numPr>
+          <w:ilvl w:val="0"/>
           <w:numId w:val="0"/>
         </w:numPr>
         <w:spacing w:line="360" w:lineRule="auto"/>
@@ -1885,6 +1890,7 @@
     <w:p>
       <w:pPr>
         <w:numPr>
+          <w:ilvl w:val="0"/>
           <w:numId w:val="0"/>
         </w:numPr>
         <w:spacing w:line="360" w:lineRule="auto"/>
@@ -1924,6 +1930,7 @@
     <w:p>
       <w:pPr>
         <w:numPr>
+          <w:ilvl w:val="0"/>
           <w:numId w:val="0"/>
         </w:numPr>
         <w:spacing w:line="360" w:lineRule="auto"/>
@@ -2038,6 +2045,7 @@
     <w:p>
       <w:pPr>
         <w:numPr>
+          <w:ilvl w:val="0"/>
           <w:numId w:val="0"/>
         </w:numPr>
         <w:spacing w:line="360" w:lineRule="auto"/>
@@ -2077,6 +2085,7 @@
     <w:p>
       <w:pPr>
         <w:numPr>
+          <w:ilvl w:val="0"/>
           <w:numId w:val="0"/>
         </w:numPr>
         <w:spacing w:line="360" w:lineRule="auto"/>
@@ -2116,6 +2125,7 @@
     <w:p>
       <w:pPr>
         <w:numPr>
+          <w:ilvl w:val="0"/>
           <w:numId w:val="0"/>
         </w:numPr>
         <w:spacing w:line="360" w:lineRule="auto"/>
@@ -2155,6 +2165,7 @@
     <w:p>
       <w:pPr>
         <w:numPr>
+          <w:ilvl w:val="0"/>
           <w:numId w:val="0"/>
         </w:numPr>
         <w:spacing w:line="360" w:lineRule="auto"/>
@@ -2172,6 +2183,7 @@
     <w:p>
       <w:pPr>
         <w:numPr>
+          <w:ilvl w:val="0"/>
           <w:numId w:val="0"/>
         </w:numPr>
         <w:spacing w:line="360" w:lineRule="auto"/>
@@ -2200,6 +2212,7 @@
     <w:p>
       <w:pPr>
         <w:numPr>
+          <w:ilvl w:val="0"/>
           <w:numId w:val="0"/>
         </w:numPr>
         <w:spacing w:line="360" w:lineRule="auto"/>
@@ -2239,6 +2252,7 @@
     <w:p>
       <w:pPr>
         <w:numPr>
+          <w:ilvl w:val="0"/>
           <w:numId w:val="0"/>
         </w:numPr>
         <w:spacing w:line="360" w:lineRule="auto"/>
@@ -2278,6 +2292,7 @@
     <w:p>
       <w:pPr>
         <w:numPr>
+          <w:ilvl w:val="0"/>
           <w:numId w:val="0"/>
         </w:numPr>
         <w:spacing w:line="360" w:lineRule="auto"/>
@@ -2317,6 +2332,7 @@
     <w:p>
       <w:pPr>
         <w:numPr>
+          <w:ilvl w:val="0"/>
           <w:numId w:val="0"/>
         </w:numPr>
         <w:spacing w:line="360" w:lineRule="auto"/>
@@ -2356,6 +2372,7 @@
     <w:p>
       <w:pPr>
         <w:numPr>
+          <w:ilvl w:val="0"/>
           <w:numId w:val="0"/>
         </w:numPr>
         <w:spacing w:line="360" w:lineRule="auto"/>
@@ -2395,6 +2412,7 @@
     <w:p>
       <w:pPr>
         <w:numPr>
+          <w:ilvl w:val="0"/>
           <w:numId w:val="0"/>
         </w:numPr>
         <w:spacing w:line="360" w:lineRule="auto"/>
@@ -2412,6 +2430,7 @@
     <w:p>
       <w:pPr>
         <w:numPr>
+          <w:ilvl w:val="0"/>
           <w:numId w:val="0"/>
         </w:numPr>
         <w:spacing w:line="360" w:lineRule="auto"/>
@@ -2440,6 +2459,7 @@
     <w:p>
       <w:pPr>
         <w:numPr>
+          <w:ilvl w:val="0"/>
           <w:numId w:val="0"/>
         </w:numPr>
         <w:spacing w:line="360" w:lineRule="auto"/>
@@ -2479,6 +2499,7 @@
     <w:p>
       <w:pPr>
         <w:numPr>
+          <w:ilvl w:val="0"/>
           <w:numId w:val="0"/>
         </w:numPr>
         <w:spacing w:line="360" w:lineRule="auto"/>
@@ -2518,6 +2539,7 @@
     <w:p>
       <w:pPr>
         <w:numPr>
+          <w:ilvl w:val="0"/>
           <w:numId w:val="0"/>
         </w:numPr>
         <w:spacing w:line="360" w:lineRule="auto"/>
@@ -2557,6 +2579,7 @@
     <w:p>
       <w:pPr>
         <w:numPr>
+          <w:ilvl w:val="0"/>
           <w:numId w:val="0"/>
         </w:numPr>
         <w:spacing w:line="360" w:lineRule="auto"/>
@@ -2596,6 +2619,7 @@
     <w:p>
       <w:pPr>
         <w:numPr>
+          <w:ilvl w:val="0"/>
           <w:numId w:val="0"/>
         </w:numPr>
         <w:spacing w:line="360" w:lineRule="auto"/>
@@ -2635,6 +2659,7 @@
     <w:p>
       <w:pPr>
         <w:numPr>
+          <w:ilvl w:val="0"/>
           <w:numId w:val="0"/>
         </w:numPr>
         <w:spacing w:line="360" w:lineRule="auto"/>
@@ -2652,6 +2677,7 @@
     <w:p>
       <w:pPr>
         <w:numPr>
+          <w:ilvl w:val="0"/>
           <w:numId w:val="0"/>
         </w:numPr>
         <w:spacing w:line="360" w:lineRule="auto"/>
@@ -2681,6 +2707,7 @@
     <w:p>
       <w:pPr>
         <w:numPr>
+          <w:ilvl w:val="0"/>
           <w:numId w:val="0"/>
         </w:numPr>
         <w:spacing w:line="360" w:lineRule="auto"/>
@@ -2710,7 +2737,9 @@
         </w:tblBorders>
         <w:tblLayout w:type="fixed"/>
         <w:tblCellMar>
+          <w:top w:w="0" w:type="dxa"/>
           <w:left w:w="108" w:type="dxa"/>
+          <w:bottom w:w="0" w:type="dxa"/>
           <w:right w:w="108" w:type="dxa"/>
         </w:tblCellMar>
       </w:tblPr>
@@ -2731,6 +2760,12 @@
             <w:insideH w:val="single" w:color="auto" w:sz="4" w:space="0"/>
             <w:insideV w:val="single" w:color="auto" w:sz="4" w:space="0"/>
           </w:tblBorders>
+          <w:tblCellMar>
+            <w:top w:w="0" w:type="dxa"/>
+            <w:left w:w="108" w:type="dxa"/>
+            <w:bottom w:w="0" w:type="dxa"/>
+            <w:right w:w="108" w:type="dxa"/>
+          </w:tblCellMar>
         </w:tblPrEx>
         <w:tc>
           <w:tcPr>
@@ -2738,7 +2773,9 @@
           </w:tcPr>
           <w:p>
             <w:pPr>
+              <w:widowControl w:val="0"/>
               <w:numPr>
+                <w:ilvl w:val="0"/>
                 <w:numId w:val="0"/>
               </w:numPr>
               <w:spacing w:line="360" w:lineRule="auto"/>
@@ -2773,7 +2810,9 @@
           </w:tcPr>
           <w:p>
             <w:pPr>
+              <w:widowControl w:val="0"/>
               <w:numPr>
+                <w:ilvl w:val="0"/>
                 <w:numId w:val="0"/>
               </w:numPr>
               <w:spacing w:line="360" w:lineRule="auto"/>
@@ -2808,7 +2847,9 @@
           </w:tcPr>
           <w:p>
             <w:pPr>
+              <w:widowControl w:val="0"/>
               <w:numPr>
+                <w:ilvl w:val="0"/>
                 <w:numId w:val="0"/>
               </w:numPr>
               <w:spacing w:line="360" w:lineRule="auto"/>
@@ -2843,7 +2884,9 @@
           </w:tcPr>
           <w:p>
             <w:pPr>
+              <w:widowControl w:val="0"/>
               <w:numPr>
+                <w:ilvl w:val="0"/>
                 <w:numId w:val="0"/>
               </w:numPr>
               <w:spacing w:line="360" w:lineRule="auto"/>
@@ -2878,7 +2921,9 @@
           </w:tcPr>
           <w:p>
             <w:pPr>
+              <w:widowControl w:val="0"/>
               <w:numPr>
+                <w:ilvl w:val="0"/>
                 <w:numId w:val="0"/>
               </w:numPr>
               <w:spacing w:line="360" w:lineRule="auto"/>
@@ -2919,7 +2964,9 @@
             <w:insideV w:val="single" w:color="auto" w:sz="4" w:space="0"/>
           </w:tblBorders>
           <w:tblCellMar>
+            <w:top w:w="0" w:type="dxa"/>
             <w:left w:w="108" w:type="dxa"/>
+            <w:bottom w:w="0" w:type="dxa"/>
             <w:right w:w="108" w:type="dxa"/>
           </w:tblCellMar>
         </w:tblPrEx>
@@ -2929,7 +2976,9 @@
           </w:tcPr>
           <w:p>
             <w:pPr>
+              <w:widowControl w:val="0"/>
               <w:numPr>
+                <w:ilvl w:val="0"/>
                 <w:numId w:val="0"/>
               </w:numPr>
               <w:spacing w:line="360" w:lineRule="auto"/>
@@ -2964,7 +3013,9 @@
           </w:tcPr>
           <w:p>
             <w:pPr>
+              <w:widowControl w:val="0"/>
               <w:numPr>
+                <w:ilvl w:val="0"/>
                 <w:numId w:val="0"/>
               </w:numPr>
               <w:spacing w:line="360" w:lineRule="auto"/>
@@ -2999,7 +3050,9 @@
           </w:tcPr>
           <w:p>
             <w:pPr>
+              <w:widowControl w:val="0"/>
               <w:numPr>
+                <w:ilvl w:val="0"/>
                 <w:numId w:val="0"/>
               </w:numPr>
               <w:spacing w:line="360" w:lineRule="auto"/>
@@ -3034,7 +3087,9 @@
           </w:tcPr>
           <w:p>
             <w:pPr>
+              <w:widowControl w:val="0"/>
               <w:numPr>
+                <w:ilvl w:val="0"/>
                 <w:numId w:val="0"/>
               </w:numPr>
               <w:spacing w:line="360" w:lineRule="auto"/>
@@ -3069,7 +3124,9 @@
           </w:tcPr>
           <w:p>
             <w:pPr>
+              <w:widowControl w:val="0"/>
               <w:numPr>
+                <w:ilvl w:val="0"/>
                 <w:numId w:val="0"/>
               </w:numPr>
               <w:spacing w:line="360" w:lineRule="auto"/>
@@ -3110,7 +3167,9 @@
             <w:insideV w:val="single" w:color="auto" w:sz="4" w:space="0"/>
           </w:tblBorders>
           <w:tblCellMar>
+            <w:top w:w="0" w:type="dxa"/>
             <w:left w:w="108" w:type="dxa"/>
+            <w:bottom w:w="0" w:type="dxa"/>
             <w:right w:w="108" w:type="dxa"/>
           </w:tblCellMar>
         </w:tblPrEx>
@@ -3120,7 +3179,9 @@
           </w:tcPr>
           <w:p>
             <w:pPr>
+              <w:widowControl w:val="0"/>
               <w:numPr>
+                <w:ilvl w:val="0"/>
                 <w:numId w:val="0"/>
               </w:numPr>
               <w:spacing w:line="360" w:lineRule="auto"/>
@@ -3155,7 +3216,9 @@
           </w:tcPr>
           <w:p>
             <w:pPr>
+              <w:widowControl w:val="0"/>
               <w:numPr>
+                <w:ilvl w:val="0"/>
                 <w:numId w:val="0"/>
               </w:numPr>
               <w:spacing w:line="360" w:lineRule="auto"/>
@@ -3190,7 +3253,9 @@
           </w:tcPr>
           <w:p>
             <w:pPr>
+              <w:widowControl w:val="0"/>
               <w:numPr>
+                <w:ilvl w:val="0"/>
                 <w:numId w:val="0"/>
               </w:numPr>
               <w:spacing w:line="360" w:lineRule="auto"/>
@@ -3225,7 +3290,9 @@
           </w:tcPr>
           <w:p>
             <w:pPr>
+              <w:widowControl w:val="0"/>
               <w:numPr>
+                <w:ilvl w:val="0"/>
                 <w:numId w:val="0"/>
               </w:numPr>
               <w:spacing w:line="360" w:lineRule="auto"/>
@@ -3260,7 +3327,9 @@
           </w:tcPr>
           <w:p>
             <w:pPr>
+              <w:widowControl w:val="0"/>
               <w:numPr>
+                <w:ilvl w:val="0"/>
                 <w:numId w:val="0"/>
               </w:numPr>
               <w:spacing w:line="360" w:lineRule="auto"/>
@@ -3301,7 +3370,9 @@
             <w:insideV w:val="single" w:color="auto" w:sz="4" w:space="0"/>
           </w:tblBorders>
           <w:tblCellMar>
+            <w:top w:w="0" w:type="dxa"/>
             <w:left w:w="108" w:type="dxa"/>
+            <w:bottom w:w="0" w:type="dxa"/>
             <w:right w:w="108" w:type="dxa"/>
           </w:tblCellMar>
         </w:tblPrEx>
@@ -3311,7 +3382,9 @@
           </w:tcPr>
           <w:p>
             <w:pPr>
+              <w:widowControl w:val="0"/>
               <w:numPr>
+                <w:ilvl w:val="0"/>
                 <w:numId w:val="0"/>
               </w:numPr>
               <w:spacing w:line="360" w:lineRule="auto"/>
@@ -3346,7 +3419,9 @@
           </w:tcPr>
           <w:p>
             <w:pPr>
+              <w:widowControl w:val="0"/>
               <w:numPr>
+                <w:ilvl w:val="0"/>
                 <w:numId w:val="0"/>
               </w:numPr>
               <w:spacing w:line="360" w:lineRule="auto"/>
@@ -3381,7 +3456,9 @@
           </w:tcPr>
           <w:p>
             <w:pPr>
+              <w:widowControl w:val="0"/>
               <w:numPr>
+                <w:ilvl w:val="0"/>
                 <w:numId w:val="0"/>
               </w:numPr>
               <w:spacing w:line="360" w:lineRule="auto"/>
@@ -3416,7 +3493,9 @@
           </w:tcPr>
           <w:p>
             <w:pPr>
+              <w:widowControl w:val="0"/>
               <w:numPr>
+                <w:ilvl w:val="0"/>
                 <w:numId w:val="0"/>
               </w:numPr>
               <w:spacing w:line="360" w:lineRule="auto"/>
@@ -3451,7 +3530,9 @@
           </w:tcPr>
           <w:p>
             <w:pPr>
+              <w:widowControl w:val="0"/>
               <w:numPr>
+                <w:ilvl w:val="0"/>
                 <w:numId w:val="0"/>
               </w:numPr>
               <w:spacing w:line="360" w:lineRule="auto"/>
@@ -3485,23 +3566,25 @@
     <w:p>
       <w:pPr>
         <w:numPr>
-          <w:numId w:val="0"/>
-        </w:numPr>
-        <w:spacing w:line="360" w:lineRule="auto"/>
-        <w:jc w:val="both"/>
-        <w:rPr>
-          <w:rFonts w:hint="default" w:ascii="Times New Roman" w:hAnsi="Times New Roman" w:cs="Times New Roman"/>
-          <w:b/>
-          <w:bCs/>
-          <w:sz w:val="22"/>
-          <w:szCs w:val="22"/>
-          <w:lang w:val="en-US"/>
-        </w:rPr>
-      </w:pPr>
-    </w:p>
-    <w:p>
-      <w:pPr>
-        <w:numPr>
+          <w:ilvl w:val="0"/>
+          <w:numId w:val="0"/>
+        </w:numPr>
+        <w:spacing w:line="360" w:lineRule="auto"/>
+        <w:jc w:val="both"/>
+        <w:rPr>
+          <w:rFonts w:hint="default" w:ascii="Times New Roman" w:hAnsi="Times New Roman" w:cs="Times New Roman"/>
+          <w:b/>
+          <w:bCs/>
+          <w:sz w:val="22"/>
+          <w:szCs w:val="22"/>
+          <w:lang w:val="en-US"/>
+        </w:rPr>
+      </w:pPr>
+    </w:p>
+    <w:p>
+      <w:pPr>
+        <w:numPr>
+          <w:ilvl w:val="0"/>
           <w:numId w:val="0"/>
         </w:numPr>
         <w:spacing w:line="360" w:lineRule="auto"/>
@@ -3612,6 +3695,7 @@
     <w:p>
       <w:pPr>
         <w:numPr>
+          <w:ilvl w:val="0"/>
           <w:numId w:val="0"/>
         </w:numPr>
         <w:spacing w:line="360" w:lineRule="auto"/>
@@ -4270,7 +4354,7 @@
     <w:lsdException w:unhideWhenUsed="0" w:uiPriority="0" w:semiHidden="0" w:name="Table Web 2"/>
     <w:lsdException w:unhideWhenUsed="0" w:uiPriority="0" w:semiHidden="0" w:name="Table Web 3"/>
     <w:lsdException w:unhideWhenUsed="0" w:uiPriority="0" w:semiHidden="0" w:name="Balloon Text"/>
-    <w:lsdException w:unhideWhenUsed="0" w:uiPriority="0" w:semiHidden="0" w:name="Table Grid"/>
+    <w:lsdException w:qFormat="1" w:unhideWhenUsed="0" w:uiPriority="0" w:semiHidden="0" w:name="Table Grid"/>
     <w:lsdException w:unhideWhenUsed="0" w:uiPriority="0" w:semiHidden="0" w:name="Table Theme"/>
     <w:lsdException w:unhideWhenUsed="0" w:uiPriority="60" w:semiHidden="0" w:name="Light Shading"/>
     <w:lsdException w:unhideWhenUsed="0" w:uiPriority="61" w:semiHidden="0" w:name="Light List"/>
@@ -4403,6 +4487,7 @@
   <w:style w:type="table" w:styleId="4">
     <w:name w:val="Table Grid"/>
     <w:basedOn w:val="3"/>
+    <w:qFormat/>
     <w:uiPriority w:val="0"/>
     <w:pPr>
       <w:widowControl w:val="0"/>

--- a/Project 2 EDA/EDA Project Report.docx
+++ b/Project 2 EDA/EDA Project Report.docx
@@ -189,8 +189,6 @@
           <w:lang w:val="en-US"/>
         </w:rPr>
       </w:pPr>
-      <w:bookmarkStart w:id="0" w:name="_GoBack"/>
-      <w:bookmarkEnd w:id="0"/>
     </w:p>
     <w:p>
       <w:pPr>
@@ -638,7 +636,18 @@
           <w:szCs w:val="22"/>
           <w:lang w:val="en-US"/>
         </w:rPr>
-        <w:t>Outlier Handling (Feature Clipping)</w:t>
+        <w:t xml:space="preserve">Outlier Handling and </w:t>
+      </w:r>
+      <w:r>
+        <w:rPr>
+          <w:rFonts w:hint="default" w:ascii="Times New Roman" w:hAnsi="Times New Roman" w:cs="Times New Roman"/>
+          <w:b/>
+          <w:bCs/>
+          <w:sz w:val="22"/>
+          <w:szCs w:val="22"/>
+          <w:lang w:val="en-US"/>
+        </w:rPr>
+        <w:t>Kurtosis Analysis</w:t>
       </w:r>
     </w:p>
     <w:p>
@@ -719,18 +728,38 @@
       <w:pPr>
         <w:numPr>
           <w:ilvl w:val="0"/>
-          <w:numId w:val="0"/>
-        </w:numPr>
-        <w:spacing w:line="360" w:lineRule="auto"/>
-        <w:ind w:leftChars="0"/>
-        <w:jc w:val="both"/>
-        <w:rPr>
-          <w:rFonts w:hint="default" w:ascii="Times New Roman" w:hAnsi="Times New Roman" w:cs="Times New Roman"/>
-          <w:sz w:val="22"/>
-          <w:szCs w:val="22"/>
-          <w:lang w:val="en-US"/>
-        </w:rPr>
-      </w:pPr>
+          <w:numId w:val="6"/>
+        </w:numPr>
+        <w:spacing w:line="360" w:lineRule="auto"/>
+        <w:ind w:left="420" w:leftChars="0" w:hanging="420" w:firstLineChars="0"/>
+        <w:jc w:val="both"/>
+        <w:rPr>
+          <w:rFonts w:hint="default" w:ascii="Times New Roman" w:hAnsi="Times New Roman" w:cs="Times New Roman"/>
+          <w:sz w:val="22"/>
+          <w:szCs w:val="22"/>
+          <w:lang w:val="en-US"/>
+        </w:rPr>
+      </w:pPr>
+      <w:r>
+        <w:rPr>
+          <w:rFonts w:hint="default" w:ascii="Times New Roman" w:hAnsi="Times New Roman" w:cs="Times New Roman"/>
+          <w:b/>
+          <w:bCs/>
+          <w:sz w:val="22"/>
+          <w:szCs w:val="22"/>
+          <w:lang w:val="en-US"/>
+        </w:rPr>
+        <w:t xml:space="preserve">Findings: </w:t>
+      </w:r>
+      <w:r>
+        <w:rPr>
+          <w:rFonts w:hint="default" w:ascii="Times New Roman" w:hAnsi="Times New Roman" w:cs="Times New Roman"/>
+          <w:sz w:val="22"/>
+          <w:szCs w:val="22"/>
+          <w:lang w:val="en-US"/>
+        </w:rPr>
+        <w:t>In this dataset, MonthlyIncome and DebtRatio show very high kurtosis.</w:t>
+      </w:r>
     </w:p>
     <w:p>
       <w:pPr>
@@ -958,7 +987,6 @@
         <w:jc w:val="center"/>
         <w:rPr>
           <w:rFonts w:hint="default" w:ascii="Times New Roman" w:hAnsi="Times New Roman" w:cs="Times New Roman"/>
-          <w:lang w:val="en-US"/>
         </w:rPr>
       </w:pPr>
       <w:r>
@@ -1016,23 +1044,21 @@
           <w:numId w:val="0"/>
         </w:numPr>
         <w:spacing w:line="360" w:lineRule="auto"/>
-        <w:jc w:val="both"/>
-        <w:rPr>
-          <w:rFonts w:hint="default" w:ascii="Times New Roman" w:hAnsi="Times New Roman" w:cs="Times New Roman"/>
-          <w:b/>
-          <w:bCs/>
-          <w:sz w:val="22"/>
-          <w:szCs w:val="22"/>
-          <w:lang w:val="en-US"/>
-        </w:rPr>
-      </w:pPr>
-    </w:p>
-    <w:p>
-      <w:pPr>
-        <w:numPr>
-          <w:ilvl w:val="0"/>
-          <w:numId w:val="0"/>
-        </w:numPr>
+        <w:jc w:val="center"/>
+        <w:rPr>
+          <w:rFonts w:hint="default" w:ascii="Times New Roman" w:hAnsi="Times New Roman" w:cs="Times New Roman"/>
+        </w:rPr>
+      </w:pPr>
+    </w:p>
+    <w:p>
+      <w:pPr>
+        <w:numPr>
+          <w:ilvl w:val="0"/>
+          <w:numId w:val="0"/>
+        </w:numPr>
+        <w:tabs>
+          <w:tab w:val="left" w:pos="420"/>
+        </w:tabs>
         <w:spacing w:line="360" w:lineRule="auto"/>
         <w:jc w:val="both"/>
         <w:rPr>
@@ -1055,7 +1081,181 @@
           <w:szCs w:val="22"/>
           <w:lang w:val="en-US"/>
         </w:rPr>
-        <w:t>4. BIVARIATE ANALYSIS: RISK CORRELATION</w:t>
+        <w:t>4. DATA IMBALANCE MITIGATION (SMOTE)</w:t>
+      </w:r>
+    </w:p>
+    <w:p>
+      <w:pPr>
+        <w:numPr>
+          <w:ilvl w:val="0"/>
+          <w:numId w:val="5"/>
+        </w:numPr>
+        <w:spacing w:line="360" w:lineRule="auto"/>
+        <w:ind w:left="420" w:leftChars="0" w:hanging="420" w:firstLineChars="0"/>
+        <w:jc w:val="both"/>
+        <w:rPr>
+          <w:rFonts w:hint="default" w:ascii="Times New Roman" w:hAnsi="Times New Roman" w:cs="Times New Roman"/>
+          <w:sz w:val="22"/>
+          <w:szCs w:val="22"/>
+          <w:lang w:val="en-US"/>
+        </w:rPr>
+      </w:pPr>
+      <w:r>
+        <w:rPr>
+          <w:rFonts w:hint="default" w:ascii="Times New Roman" w:hAnsi="Times New Roman" w:cs="Times New Roman"/>
+          <w:b/>
+          <w:bCs/>
+          <w:sz w:val="22"/>
+          <w:szCs w:val="22"/>
+          <w:lang w:val="en-US"/>
+        </w:rPr>
+        <w:t>The Problem:</w:t>
+      </w:r>
+      <w:r>
+        <w:rPr>
+          <w:rFonts w:hint="default" w:ascii="Times New Roman" w:hAnsi="Times New Roman" w:cs="Times New Roman"/>
+          <w:sz w:val="22"/>
+          <w:szCs w:val="22"/>
+          <w:lang w:val="en-US"/>
+        </w:rPr>
+        <w:t xml:space="preserve"> Only ~6.7% of borrowers in the data defaulted. If we train an AI model on this, it will simply learn to say "No Default" to everyone to get 93% accuracy, effectively missing all the risky people.</w:t>
+      </w:r>
+    </w:p>
+    <w:p>
+      <w:pPr>
+        <w:numPr>
+          <w:ilvl w:val="0"/>
+          <w:numId w:val="5"/>
+        </w:numPr>
+        <w:spacing w:line="360" w:lineRule="auto"/>
+        <w:ind w:left="420" w:leftChars="0" w:hanging="420" w:firstLineChars="0"/>
+        <w:jc w:val="both"/>
+        <w:rPr>
+          <w:rFonts w:hint="default" w:ascii="Times New Roman" w:hAnsi="Times New Roman" w:cs="Times New Roman"/>
+          <w:sz w:val="22"/>
+          <w:szCs w:val="22"/>
+          <w:lang w:val="en-US"/>
+        </w:rPr>
+      </w:pPr>
+      <w:r>
+        <w:rPr>
+          <w:rFonts w:hint="default" w:ascii="Times New Roman" w:hAnsi="Times New Roman" w:cs="Times New Roman"/>
+          <w:b/>
+          <w:bCs/>
+          <w:sz w:val="22"/>
+          <w:szCs w:val="22"/>
+          <w:lang w:val="en-US"/>
+        </w:rPr>
+        <w:t>The Solution:</w:t>
+      </w:r>
+      <w:r>
+        <w:rPr>
+          <w:rFonts w:hint="default" w:ascii="Times New Roman" w:hAnsi="Times New Roman" w:cs="Times New Roman"/>
+          <w:sz w:val="22"/>
+          <w:szCs w:val="22"/>
+          <w:lang w:val="en-US"/>
+        </w:rPr>
+        <w:t xml:space="preserve"> We used SMOTE. Instead of just copying the risky borrowers (oversampling), SMOTE creates new, synthetic data points by looking at the characteristics of existing risky borrowers.</w:t>
+      </w:r>
+    </w:p>
+    <w:p>
+      <w:pPr>
+        <w:numPr>
+          <w:ilvl w:val="0"/>
+          <w:numId w:val="5"/>
+        </w:numPr>
+        <w:spacing w:line="360" w:lineRule="auto"/>
+        <w:ind w:left="420" w:leftChars="0" w:hanging="420" w:firstLineChars="0"/>
+        <w:jc w:val="both"/>
+        <w:rPr>
+          <w:rFonts w:hint="default" w:ascii="Times New Roman" w:hAnsi="Times New Roman" w:cs="Times New Roman"/>
+          <w:sz w:val="22"/>
+          <w:szCs w:val="22"/>
+          <w:lang w:val="en-US"/>
+        </w:rPr>
+      </w:pPr>
+      <w:r>
+        <w:rPr>
+          <w:rFonts w:hint="default" w:ascii="Times New Roman" w:hAnsi="Times New Roman" w:cs="Times New Roman"/>
+          <w:b/>
+          <w:bCs/>
+          <w:sz w:val="22"/>
+          <w:szCs w:val="22"/>
+          <w:lang w:val="en-US"/>
+        </w:rPr>
+        <w:t xml:space="preserve">Result: </w:t>
+      </w:r>
+      <w:r>
+        <w:rPr>
+          <w:rFonts w:hint="default" w:ascii="Times New Roman" w:hAnsi="Times New Roman" w:cs="Times New Roman"/>
+          <w:sz w:val="22"/>
+          <w:szCs w:val="22"/>
+          <w:lang w:val="en-US"/>
+        </w:rPr>
+        <w:t>This balances the dataset (1:1 ratio), forcing the AI model to learn the specific patterns of "High Risk" individuals equally.</w:t>
+      </w:r>
+    </w:p>
+    <w:p>
+      <w:pPr>
+        <w:numPr>
+          <w:ilvl w:val="0"/>
+          <w:numId w:val="0"/>
+        </w:numPr>
+        <w:spacing w:line="360" w:lineRule="auto"/>
+        <w:jc w:val="both"/>
+        <w:rPr>
+          <w:rFonts w:hint="default" w:ascii="Times New Roman" w:hAnsi="Times New Roman" w:cs="Times New Roman"/>
+          <w:lang w:val="en-US"/>
+        </w:rPr>
+      </w:pPr>
+    </w:p>
+    <w:p>
+      <w:pPr>
+        <w:numPr>
+          <w:ilvl w:val="0"/>
+          <w:numId w:val="0"/>
+        </w:numPr>
+        <w:spacing w:line="360" w:lineRule="auto"/>
+        <w:jc w:val="both"/>
+        <w:rPr>
+          <w:rFonts w:hint="default" w:ascii="Times New Roman" w:hAnsi="Times New Roman" w:cs="Times New Roman"/>
+          <w:b/>
+          <w:bCs/>
+          <w:sz w:val="22"/>
+          <w:szCs w:val="22"/>
+          <w:lang w:val="en-US"/>
+        </w:rPr>
+      </w:pPr>
+    </w:p>
+    <w:p>
+      <w:pPr>
+        <w:numPr>
+          <w:ilvl w:val="0"/>
+          <w:numId w:val="0"/>
+        </w:numPr>
+        <w:spacing w:line="360" w:lineRule="auto"/>
+        <w:jc w:val="both"/>
+        <w:rPr>
+          <w:rFonts w:hint="default" w:ascii="Times New Roman" w:hAnsi="Times New Roman" w:cs="Times New Roman"/>
+          <w:b/>
+          <w:bCs/>
+          <w:color w:val="851321" w:themeColor="accent6" w:themeShade="80"/>
+          <w:sz w:val="22"/>
+          <w:szCs w:val="22"/>
+          <w:lang w:val="en-US"/>
+        </w:rPr>
+      </w:pPr>
+      <w:r>
+        <w:rPr>
+          <w:rFonts w:hint="default" w:ascii="Times New Roman" w:hAnsi="Times New Roman" w:cs="Times New Roman"/>
+          <w:b/>
+          <w:bCs/>
+          <w:color w:val="851321" w:themeColor="accent6" w:themeShade="80"/>
+          <w:sz w:val="22"/>
+          <w:szCs w:val="22"/>
+          <w:lang w:val="en-US"/>
+        </w:rPr>
+        <w:t>5. BIVARIATE ANALYSIS: RISK CORRELATION</w:t>
       </w:r>
     </w:p>
     <w:p>
@@ -1503,7 +1703,7 @@
           <w:szCs w:val="22"/>
           <w:lang w:val="en-US"/>
         </w:rPr>
-        <w:t>5. CORRELATION MATRIX &amp; MULTICOLLINEARITY</w:t>
+        <w:t>6. CORRELATION MATRIX &amp; MULTICOLLINEARITY</w:t>
       </w:r>
     </w:p>
     <w:p>
@@ -1630,23 +1830,22 @@
         <w:spacing w:line="360" w:lineRule="auto"/>
         <w:jc w:val="center"/>
         <w:rPr>
-          <w:rFonts w:hint="default" w:ascii="Times New Roman" w:hAnsi="Times New Roman" w:cs="Times New Roman"/>
-          <w:sz w:val="22"/>
-          <w:szCs w:val="22"/>
-          <w:lang w:val="en-US"/>
-        </w:rPr>
-      </w:pPr>
-      <w:r>
-        <w:rPr>
-          <w:rFonts w:hint="default" w:ascii="Times New Roman" w:hAnsi="Times New Roman" w:eastAsia="SimSun" w:cs="Times New Roman"/>
+          <w:rFonts w:ascii="SimSun" w:hAnsi="SimSun" w:eastAsia="SimSun" w:cs="SimSun"/>
           <w:sz w:val="24"/>
           <w:szCs w:val="24"/>
         </w:rPr>
+      </w:pPr>
+      <w:r>
+        <w:rPr>
+          <w:rFonts w:ascii="SimSun" w:hAnsi="SimSun" w:eastAsia="SimSun" w:cs="SimSun"/>
+          <w:sz w:val="24"/>
+          <w:szCs w:val="24"/>
+        </w:rPr>
         <w:drawing>
           <wp:inline distT="0" distB="0" distL="114300" distR="114300">
-            <wp:extent cx="4066540" cy="3423285"/>
-            <wp:effectExtent l="0" t="0" r="10160" b="5715"/>
-            <wp:docPr id="6" name="Picture 7" descr="IMG_256"/>
+            <wp:extent cx="4773930" cy="4018915"/>
+            <wp:effectExtent l="0" t="0" r="1270" b="6985"/>
+            <wp:docPr id="7" name="Picture 1" descr="IMG_256"/>
             <wp:cNvGraphicFramePr>
               <a:graphicFrameLocks xmlns:a="http://schemas.openxmlformats.org/drawingml/2006/main" noChangeAspect="1"/>
             </wp:cNvGraphicFramePr>
@@ -1654,7 +1853,7 @@
               <a:graphicData uri="http://schemas.openxmlformats.org/drawingml/2006/picture">
                 <pic:pic xmlns:pic="http://schemas.openxmlformats.org/drawingml/2006/picture">
                   <pic:nvPicPr>
-                    <pic:cNvPr id="6" name="Picture 7" descr="IMG_256"/>
+                    <pic:cNvPr id="7" name="Picture 1" descr="IMG_256"/>
                     <pic:cNvPicPr>
                       <a:picLocks noChangeAspect="1"/>
                     </pic:cNvPicPr>
@@ -1668,7 +1867,7 @@
                   <pic:spPr>
                     <a:xfrm>
                       <a:off x="0" y="0"/>
-                      <a:ext cx="4066540" cy="3423285"/>
+                      <a:ext cx="4773930" cy="4018915"/>
                     </a:xfrm>
                     <a:prstGeom prst="rect">
                       <a:avLst/>
@@ -1694,20 +1893,21 @@
         <w:spacing w:line="360" w:lineRule="auto"/>
         <w:jc w:val="both"/>
         <w:rPr>
-          <w:rFonts w:hint="default" w:ascii="Times New Roman" w:hAnsi="Times New Roman" w:cs="Times New Roman"/>
-          <w:sz w:val="22"/>
-          <w:szCs w:val="22"/>
-          <w:lang w:val="en-US"/>
-        </w:rPr>
-      </w:pPr>
-    </w:p>
-    <w:p>
-      <w:pPr>
-        <w:numPr>
-          <w:ilvl w:val="0"/>
-          <w:numId w:val="6"/>
-        </w:numPr>
-        <w:spacing w:line="360" w:lineRule="auto"/>
+          <w:rFonts w:hint="default" w:ascii="SimSun" w:hAnsi="SimSun" w:eastAsia="SimSun" w:cs="SimSun"/>
+          <w:sz w:val="24"/>
+          <w:szCs w:val="24"/>
+          <w:lang w:val="en-US"/>
+        </w:rPr>
+      </w:pPr>
+    </w:p>
+    <w:p>
+      <w:pPr>
+        <w:numPr>
+          <w:ilvl w:val="0"/>
+          <w:numId w:val="7"/>
+        </w:numPr>
+        <w:spacing w:line="360" w:lineRule="auto"/>
+        <w:ind w:leftChars="0"/>
         <w:jc w:val="both"/>
         <w:rPr>
           <w:rFonts w:hint="default" w:ascii="Times New Roman" w:hAnsi="Times New Roman" w:cs="Times New Roman"/>
@@ -1783,7 +1983,7 @@
       <w:pPr>
         <w:numPr>
           <w:ilvl w:val="0"/>
-          <w:numId w:val="7"/>
+          <w:numId w:val="8"/>
         </w:numPr>
         <w:spacing w:line="360" w:lineRule="auto"/>
         <w:ind w:left="420" w:leftChars="0" w:hanging="420" w:firstLineChars="0"/>
@@ -1960,7 +2160,7 @@
       <w:pPr>
         <w:numPr>
           <w:ilvl w:val="0"/>
-          <w:numId w:val="8"/>
+          <w:numId w:val="9"/>
         </w:numPr>
         <w:spacing w:line="360" w:lineRule="auto"/>
         <w:ind w:left="420" w:leftChars="0" w:hanging="420" w:firstLineChars="0"/>
@@ -2003,7 +2203,7 @@
       <w:pPr>
         <w:numPr>
           <w:ilvl w:val="0"/>
-          <w:numId w:val="8"/>
+          <w:numId w:val="9"/>
         </w:numPr>
         <w:spacing w:line="360" w:lineRule="auto"/>
         <w:ind w:left="420" w:leftChars="0" w:hanging="420" w:firstLineChars="0"/>
@@ -3614,7 +3814,7 @@
       <w:pPr>
         <w:numPr>
           <w:ilvl w:val="0"/>
-          <w:numId w:val="8"/>
+          <w:numId w:val="9"/>
         </w:numPr>
         <w:spacing w:line="360" w:lineRule="auto"/>
         <w:ind w:left="420" w:leftChars="0" w:hanging="420" w:firstLineChars="0"/>
@@ -3655,7 +3855,7 @@
       <w:pPr>
         <w:numPr>
           <w:ilvl w:val="0"/>
-          <w:numId w:val="8"/>
+          <w:numId w:val="9"/>
         </w:numPr>
         <w:spacing w:line="360" w:lineRule="auto"/>
         <w:ind w:left="420" w:leftChars="0" w:hanging="420" w:firstLineChars="0"/>
@@ -3695,28 +3895,32 @@
     <w:p>
       <w:pPr>
         <w:numPr>
-          <w:ilvl w:val="0"/>
-          <w:numId w:val="0"/>
-        </w:numPr>
-        <w:spacing w:line="360" w:lineRule="auto"/>
-        <w:jc w:val="both"/>
-        <w:rPr>
-          <w:rFonts w:hint="default" w:ascii="Times New Roman" w:hAnsi="Times New Roman" w:cs="Times New Roman"/>
-          <w:b/>
-          <w:bCs/>
-          <w:sz w:val="22"/>
-          <w:szCs w:val="22"/>
-          <w:lang w:val="en-US"/>
-        </w:rPr>
-      </w:pPr>
-    </w:p>
-    <w:p>
-      <w:pPr>
-        <w:numPr>
-          <w:ilvl w:val="0"/>
-          <w:numId w:val="9"/>
-        </w:numPr>
-        <w:spacing w:line="360" w:lineRule="auto"/>
+          <w:numId w:val="0"/>
+        </w:numPr>
+        <w:spacing w:line="360" w:lineRule="auto"/>
+        <w:ind w:leftChars="0"/>
+        <w:jc w:val="both"/>
+        <w:rPr>
+          <w:rFonts w:hint="default" w:ascii="Times New Roman" w:hAnsi="Times New Roman" w:cs="Times New Roman"/>
+          <w:b/>
+          <w:bCs/>
+          <w:sz w:val="22"/>
+          <w:szCs w:val="22"/>
+          <w:lang w:val="en-US"/>
+        </w:rPr>
+      </w:pPr>
+    </w:p>
+    <w:p>
+      <w:pPr>
+        <w:numPr>
+          <w:ilvl w:val="0"/>
+          <w:numId w:val="7"/>
+        </w:numPr>
+        <w:tabs>
+          <w:tab w:val="left" w:pos="420"/>
+        </w:tabs>
+        <w:spacing w:line="360" w:lineRule="auto"/>
+        <w:ind w:left="0" w:leftChars="0" w:firstLine="0" w:firstLineChars="0"/>
         <w:jc w:val="both"/>
         <w:rPr>
           <w:rFonts w:hint="default" w:ascii="Times New Roman" w:hAnsi="Times New Roman" w:cs="Times New Roman"/>
@@ -3738,6 +3942,199 @@
           <w:szCs w:val="22"/>
           <w:lang w:val="en-US"/>
         </w:rPr>
+        <w:t>FEATURE ENGINEERING (THE "NEXT STEP")</w:t>
+      </w:r>
+    </w:p>
+    <w:p>
+      <w:pPr>
+        <w:numPr>
+          <w:ilvl w:val="0"/>
+          <w:numId w:val="0"/>
+        </w:numPr>
+        <w:tabs>
+          <w:tab w:val="left" w:pos="420"/>
+        </w:tabs>
+        <w:spacing w:line="360" w:lineRule="auto"/>
+        <w:jc w:val="both"/>
+        <w:rPr>
+          <w:rFonts w:hint="default" w:ascii="Times New Roman" w:hAnsi="Times New Roman" w:cs="Times New Roman"/>
+          <w:sz w:val="22"/>
+          <w:szCs w:val="22"/>
+          <w:lang w:val="en-US"/>
+        </w:rPr>
+      </w:pPr>
+      <w:r>
+        <w:rPr>
+          <w:rFonts w:hint="default" w:ascii="Times New Roman" w:hAnsi="Times New Roman" w:cs="Times New Roman"/>
+          <w:sz w:val="22"/>
+          <w:szCs w:val="22"/>
+          <w:lang w:val="en-US"/>
+        </w:rPr>
+        <w:t>To improve the predictive power of the Model-as-a-Service (MaaS) API, we created new variables:</w:t>
+      </w:r>
+    </w:p>
+    <w:p>
+      <w:pPr>
+        <w:numPr>
+          <w:ilvl w:val="0"/>
+          <w:numId w:val="5"/>
+        </w:numPr>
+        <w:spacing w:line="360" w:lineRule="auto"/>
+        <w:ind w:left="420" w:leftChars="0" w:hanging="420" w:firstLineChars="0"/>
+        <w:jc w:val="both"/>
+        <w:rPr>
+          <w:rFonts w:hint="default" w:ascii="Times New Roman" w:hAnsi="Times New Roman" w:cs="Times New Roman"/>
+          <w:sz w:val="22"/>
+          <w:szCs w:val="22"/>
+          <w:lang w:val="en-US"/>
+        </w:rPr>
+      </w:pPr>
+      <w:r>
+        <w:rPr>
+          <w:rFonts w:hint="default" w:ascii="Times New Roman" w:hAnsi="Times New Roman" w:cs="Times New Roman"/>
+          <w:b/>
+          <w:bCs/>
+          <w:sz w:val="22"/>
+          <w:szCs w:val="22"/>
+          <w:lang w:val="en-US"/>
+        </w:rPr>
+        <w:t>IncomePerPerson:</w:t>
+      </w:r>
+      <w:r>
+        <w:rPr>
+          <w:rFonts w:hint="default" w:ascii="Times New Roman" w:hAnsi="Times New Roman" w:cs="Times New Roman"/>
+          <w:sz w:val="22"/>
+          <w:szCs w:val="22"/>
+          <w:lang w:val="en-US"/>
+        </w:rPr>
+        <w:t xml:space="preserve"> Calculates cash availability by dividing income by household size.</w:t>
+      </w:r>
+    </w:p>
+    <w:p>
+      <w:pPr>
+        <w:numPr>
+          <w:ilvl w:val="0"/>
+          <w:numId w:val="5"/>
+        </w:numPr>
+        <w:spacing w:line="360" w:lineRule="auto"/>
+        <w:ind w:left="420" w:leftChars="0" w:hanging="420" w:firstLineChars="0"/>
+        <w:jc w:val="both"/>
+        <w:rPr>
+          <w:rFonts w:hint="default" w:ascii="Times New Roman" w:hAnsi="Times New Roman" w:cs="Times New Roman"/>
+          <w:b/>
+          <w:bCs/>
+          <w:sz w:val="22"/>
+          <w:szCs w:val="22"/>
+          <w:lang w:val="en-US"/>
+        </w:rPr>
+      </w:pPr>
+      <w:r>
+        <w:rPr>
+          <w:rFonts w:hint="default" w:ascii="Times New Roman" w:hAnsi="Times New Roman" w:cs="Times New Roman"/>
+          <w:b/>
+          <w:bCs/>
+          <w:sz w:val="22"/>
+          <w:szCs w:val="22"/>
+          <w:lang w:val="en-US"/>
+        </w:rPr>
+        <w:t>LatePaymentIntensity:</w:t>
+      </w:r>
+      <w:r>
+        <w:rPr>
+          <w:rFonts w:hint="default" w:ascii="Times New Roman" w:hAnsi="Times New Roman" w:cs="Times New Roman"/>
+          <w:sz w:val="22"/>
+          <w:szCs w:val="22"/>
+          <w:lang w:val="en-US"/>
+        </w:rPr>
+        <w:t xml:space="preserve"> Instead of just looking at the number of late payments, this looks at how many late payments occur relative to the number of loans they have. A high ratio indicates a systemic failure to manage debt.</w:t>
+      </w:r>
+    </w:p>
+    <w:p>
+      <w:pPr>
+        <w:numPr>
+          <w:ilvl w:val="0"/>
+          <w:numId w:val="5"/>
+        </w:numPr>
+        <w:spacing w:line="360" w:lineRule="auto"/>
+        <w:ind w:left="420" w:leftChars="0" w:hanging="420" w:firstLineChars="0"/>
+        <w:jc w:val="both"/>
+        <w:rPr>
+          <w:rFonts w:hint="default" w:ascii="Times New Roman" w:hAnsi="Times New Roman" w:cs="Times New Roman"/>
+          <w:b/>
+          <w:bCs/>
+          <w:sz w:val="22"/>
+          <w:szCs w:val="22"/>
+          <w:lang w:val="en-US"/>
+        </w:rPr>
+      </w:pPr>
+      <w:r>
+        <w:rPr>
+          <w:rFonts w:hint="default" w:ascii="Times New Roman" w:hAnsi="Times New Roman" w:cs="Times New Roman"/>
+          <w:b/>
+          <w:bCs/>
+          <w:sz w:val="22"/>
+          <w:szCs w:val="22"/>
+          <w:lang w:val="en-US"/>
+        </w:rPr>
+        <w:t>Is_Retired:</w:t>
+      </w:r>
+      <w:r>
+        <w:rPr>
+          <w:rFonts w:hint="default" w:ascii="Times New Roman" w:hAnsi="Times New Roman" w:cs="Times New Roman"/>
+          <w:sz w:val="22"/>
+          <w:szCs w:val="22"/>
+          <w:lang w:val="en-US"/>
+        </w:rPr>
+        <w:t xml:space="preserve"> Financial risk profiles often shift significantly at retirement age (65+). Categorizing this helps the model distinguish between a young person with no income vs. a retiree with assets but low monthly income.</w:t>
+      </w:r>
+    </w:p>
+    <w:p>
+      <w:pPr>
+        <w:numPr>
+          <w:ilvl w:val="0"/>
+          <w:numId w:val="0"/>
+        </w:numPr>
+        <w:spacing w:line="360" w:lineRule="auto"/>
+        <w:jc w:val="both"/>
+        <w:rPr>
+          <w:rFonts w:hint="default" w:ascii="Times New Roman" w:hAnsi="Times New Roman" w:cs="Times New Roman"/>
+          <w:b/>
+          <w:bCs/>
+          <w:sz w:val="22"/>
+          <w:szCs w:val="22"/>
+          <w:lang w:val="en-US"/>
+        </w:rPr>
+      </w:pPr>
+    </w:p>
+    <w:p>
+      <w:pPr>
+        <w:numPr>
+          <w:ilvl w:val="0"/>
+          <w:numId w:val="7"/>
+        </w:numPr>
+        <w:spacing w:line="360" w:lineRule="auto"/>
+        <w:ind w:left="0" w:leftChars="0" w:firstLine="0" w:firstLineChars="0"/>
+        <w:jc w:val="both"/>
+        <w:rPr>
+          <w:rFonts w:hint="default" w:ascii="Times New Roman" w:hAnsi="Times New Roman" w:cs="Times New Roman"/>
+          <w:b/>
+          <w:bCs/>
+          <w:color w:val="851321" w:themeColor="accent6" w:themeShade="80"/>
+          <w:sz w:val="22"/>
+          <w:szCs w:val="22"/>
+          <w:lang w:val="en-US"/>
+        </w:rPr>
+      </w:pPr>
+      <w:r>
+        <w:rPr>
+          <w:rFonts w:hint="default" w:ascii="Times New Roman" w:hAnsi="Times New Roman" w:cs="Times New Roman"/>
+          <w:b/>
+          <w:bCs/>
+          <w:color w:val="851321" w:themeColor="accent6" w:themeShade="80"/>
+          <w:sz w:val="22"/>
+          <w:szCs w:val="22"/>
+          <w:lang w:val="en-US"/>
+        </w:rPr>
         <w:t>CONCLUSION AND GENERAL RECOMMENDATION</w:t>
       </w:r>
     </w:p>
@@ -3812,7 +4209,18 @@
           <w:szCs w:val="22"/>
           <w:lang w:val="en-US"/>
         </w:rPr>
-        <w:t xml:space="preserve"> Borrowers with high RevolvingUtilization should be flagged for lower credit limits, even if their current income is high.</w:t>
+        <w:t xml:space="preserve"> Borrowers with high RevolvingUtilization should be flagged for lower credit limits, even if t</w:t>
+      </w:r>
+      <w:bookmarkStart w:id="0" w:name="_GoBack"/>
+      <w:bookmarkEnd w:id="0"/>
+      <w:r>
+        <w:rPr>
+          <w:rFonts w:hint="default" w:ascii="Times New Roman" w:hAnsi="Times New Roman" w:cs="Times New Roman"/>
+          <w:sz w:val="22"/>
+          <w:szCs w:val="22"/>
+          <w:lang w:val="en-US"/>
+        </w:rPr>
+        <w:t>heir current income is high.</w:t>
       </w:r>
     </w:p>
     <w:p>
@@ -4045,18 +4453,6 @@
     </w:lvl>
   </w:abstractNum>
   <w:abstractNum w:abstractNumId="3">
-    <w:nsid w:val="D215F273"/>
-    <w:multiLevelType w:val="singleLevel"/>
-    <w:tmpl w:val="D215F273"/>
-    <w:lvl w:ilvl="0" w:tentative="0">
-      <w:start w:val="7"/>
-      <w:numFmt w:val="decimal"/>
-      <w:suff w:val="space"/>
-      <w:lvlText w:val="%1."/>
-      <w:lvlJc w:val="left"/>
-    </w:lvl>
-  </w:abstractNum>
-  <w:abstractNum w:abstractNumId="4">
     <w:nsid w:val="D6E08A03"/>
     <w:multiLevelType w:val="singleLevel"/>
     <w:tmpl w:val="D6E08A03"/>
@@ -4078,19 +4474,7 @@
       </w:rPr>
     </w:lvl>
   </w:abstractNum>
-  <w:abstractNum w:abstractNumId="5">
-    <w:nsid w:val="EA38E7A4"/>
-    <w:multiLevelType w:val="singleLevel"/>
-    <w:tmpl w:val="EA38E7A4"/>
-    <w:lvl w:ilvl="0" w:tentative="0">
-      <w:start w:val="6"/>
-      <w:numFmt w:val="decimal"/>
-      <w:suff w:val="space"/>
-      <w:lvlText w:val="%1."/>
-      <w:lvlJc w:val="left"/>
-    </w:lvl>
-  </w:abstractNum>
-  <w:abstractNum w:abstractNumId="6">
+  <w:abstractNum w:abstractNumId="4">
     <w:nsid w:val="F612CCC3"/>
     <w:multiLevelType w:val="singleLevel"/>
     <w:tmpl w:val="F612CCC3"/>
@@ -4110,7 +4494,27 @@
       </w:rPr>
     </w:lvl>
   </w:abstractNum>
-  <w:abstractNum w:abstractNumId="7">
+  <w:abstractNum w:abstractNumId="5">
+    <w:nsid w:val="F703CE95"/>
+    <w:multiLevelType w:val="singleLevel"/>
+    <w:tmpl w:val="F703CE95"/>
+    <w:lvl w:ilvl="0" w:tentative="0">
+      <w:start w:val="1"/>
+      <w:numFmt w:val="bullet"/>
+      <w:lvlText w:val=""/>
+      <w:lvlJc w:val="left"/>
+      <w:pPr>
+        <w:tabs>
+          <w:tab w:val="left" w:pos="420"/>
+        </w:tabs>
+        <w:ind w:left="420" w:leftChars="0" w:hanging="420" w:firstLineChars="0"/>
+      </w:pPr>
+      <w:rPr>
+        <w:rFonts w:hint="default" w:ascii="Wingdings" w:hAnsi="Wingdings"/>
+      </w:rPr>
+    </w:lvl>
+  </w:abstractNum>
+  <w:abstractNum w:abstractNumId="6">
     <w:nsid w:val="3A9F6AC9"/>
     <w:multiLevelType w:val="singleLevel"/>
     <w:tmpl w:val="3A9F6AC9"/>
@@ -4130,12 +4534,24 @@
       </w:rPr>
     </w:lvl>
   </w:abstractNum>
-  <w:abstractNum w:abstractNumId="8">
+  <w:abstractNum w:abstractNumId="7">
     <w:nsid w:val="3DDA14BC"/>
     <w:multiLevelType w:val="singleLevel"/>
     <w:tmpl w:val="3DDA14BC"/>
     <w:lvl w:ilvl="0" w:tentative="0">
       <w:start w:val="1"/>
+      <w:numFmt w:val="decimal"/>
+      <w:suff w:val="space"/>
+      <w:lvlText w:val="%1."/>
+      <w:lvlJc w:val="left"/>
+    </w:lvl>
+  </w:abstractNum>
+  <w:abstractNum w:abstractNumId="8">
+    <w:nsid w:val="5725A54B"/>
+    <w:multiLevelType w:val="singleLevel"/>
+    <w:tmpl w:val="5725A54B"/>
+    <w:lvl w:ilvl="0" w:tentative="0">
+      <w:start w:val="7"/>
       <w:numFmt w:val="decimal"/>
       <w:suff w:val="space"/>
       <w:lvlText w:val="%1."/>
@@ -4163,13 +4579,13 @@
     </w:lvl>
   </w:abstractNum>
   <w:num w:numId="1">
-    <w:abstractNumId w:val="8"/>
+    <w:abstractNumId w:val="7"/>
   </w:num>
   <w:num w:numId="2">
     <w:abstractNumId w:val="1"/>
   </w:num>
   <w:num w:numId="3">
-    <w:abstractNumId w:val="7"/>
+    <w:abstractNumId w:val="6"/>
   </w:num>
   <w:num w:numId="4">
     <w:abstractNumId w:val="2"/>
@@ -4181,16 +4597,16 @@
     <w:abstractNumId w:val="5"/>
   </w:num>
   <w:num w:numId="7">
+    <w:abstractNumId w:val="8"/>
+  </w:num>
+  <w:num w:numId="8">
     <w:abstractNumId w:val="0"/>
   </w:num>
-  <w:num w:numId="8">
-    <w:abstractNumId w:val="6"/>
-  </w:num>
   <w:num w:numId="9">
-    <w:abstractNumId w:val="3"/>
+    <w:abstractNumId w:val="4"/>
   </w:num>
   <w:num w:numId="10">
-    <w:abstractNumId w:val="4"/>
+    <w:abstractNumId w:val="3"/>
   </w:num>
 </w:numbering>
 </file>

--- a/Project 2 EDA/EDA Project Report.docx
+++ b/Project 2 EDA/EDA Project Report.docx
@@ -239,20 +239,8 @@
           <w:szCs w:val="22"/>
           <w:lang w:val="en-US"/>
         </w:rPr>
-        <w:t>The objective of this analysis was to explore a historical credit dataset of 150,000 borrowers. The primary goal was to understand the characteristics of borrowers who experience "Financial Distress" within a two-year period. Our analysis identified past payment due behavior and credit utilization as the most critical risk indicators.</w:t>
-      </w:r>
-    </w:p>
-    <w:p>
-      <w:pPr>
-        <w:spacing w:line="360" w:lineRule="auto"/>
-        <w:jc w:val="both"/>
-        <w:rPr>
-          <w:rFonts w:hint="default" w:ascii="Times New Roman" w:hAnsi="Times New Roman" w:cs="Times New Roman"/>
-          <w:sz w:val="22"/>
-          <w:szCs w:val="22"/>
-          <w:lang w:val="en-US"/>
-        </w:rPr>
-      </w:pPr>
+        <w:t>The objective of this analysis was to explore a historical credit dataset of 150,000 borrowers. The primary goal was to understand the characteristics of borrowers who experience "Financial Distress" within a two-year period.</w:t>
+      </w:r>
     </w:p>
     <w:p>
       <w:pPr>
@@ -378,7 +366,7 @@
           <w:szCs w:val="22"/>
           <w:lang w:val="en-US"/>
         </w:rPr>
-        <w:t>MonthlyIncome</w:t>
+        <w:t>Monthly Income</w:t>
       </w:r>
       <w:r>
         <w:rPr>
@@ -636,18 +624,7 @@
           <w:szCs w:val="22"/>
           <w:lang w:val="en-US"/>
         </w:rPr>
-        <w:t xml:space="preserve">Outlier Handling and </w:t>
-      </w:r>
-      <w:r>
-        <w:rPr>
-          <w:rFonts w:hint="default" w:ascii="Times New Roman" w:hAnsi="Times New Roman" w:cs="Times New Roman"/>
-          <w:b/>
-          <w:bCs/>
-          <w:sz w:val="22"/>
-          <w:szCs w:val="22"/>
-          <w:lang w:val="en-US"/>
-        </w:rPr>
-        <w:t>Kurtosis Analysis</w:t>
+        <w:t>Outlier Handling and Kurtosis Analysis</w:t>
       </w:r>
     </w:p>
     <w:p>
@@ -760,6 +737,42 @@
         </w:rPr>
         <w:t>In this dataset, MonthlyIncome and DebtRatio show very high kurtosis.</w:t>
       </w:r>
+    </w:p>
+    <w:p>
+      <w:pPr>
+        <w:numPr>
+          <w:numId w:val="0"/>
+        </w:numPr>
+        <w:tabs>
+          <w:tab w:val="left" w:pos="420"/>
+        </w:tabs>
+        <w:spacing w:line="360" w:lineRule="auto"/>
+        <w:jc w:val="both"/>
+        <w:rPr>
+          <w:rFonts w:hint="default" w:ascii="Times New Roman" w:hAnsi="Times New Roman" w:cs="Times New Roman"/>
+          <w:sz w:val="22"/>
+          <w:szCs w:val="22"/>
+          <w:lang w:val="en-US"/>
+        </w:rPr>
+      </w:pPr>
+    </w:p>
+    <w:p>
+      <w:pPr>
+        <w:numPr>
+          <w:numId w:val="0"/>
+        </w:numPr>
+        <w:tabs>
+          <w:tab w:val="left" w:pos="420"/>
+        </w:tabs>
+        <w:spacing w:line="360" w:lineRule="auto"/>
+        <w:jc w:val="both"/>
+        <w:rPr>
+          <w:rFonts w:hint="default" w:ascii="Times New Roman" w:hAnsi="Times New Roman" w:cs="Times New Roman"/>
+          <w:sz w:val="22"/>
+          <w:szCs w:val="22"/>
+          <w:lang w:val="en-US"/>
+        </w:rPr>
+      </w:pPr>
     </w:p>
     <w:p>
       <w:pPr>
@@ -1081,7 +1094,21 @@
           <w:szCs w:val="22"/>
           <w:lang w:val="en-US"/>
         </w:rPr>
-        <w:t>4. DATA IMBALANCE MITIGATION (SMOTE)</w:t>
+        <w:t>4. DATA IMBALANCE MITIGA</w:t>
+      </w:r>
+      <w:bookmarkStart w:id="0" w:name="_GoBack"/>
+      <w:bookmarkEnd w:id="0"/>
+      <w:r>
+        <w:rPr>
+          <w:rFonts w:hint="default" w:ascii="Times New Roman" w:hAnsi="Times New Roman" w:cs="Times New Roman"/>
+          <w:b/>
+          <w:bCs/>
+          <w:color w:val="851321" w:themeColor="accent6" w:themeShade="80"/>
+          <w:sz w:val="22"/>
+          <w:szCs w:val="22"/>
+          <w:lang w:val="en-US"/>
+        </w:rPr>
+        <w:t>TION (SMOTE)</w:t>
       </w:r>
     </w:p>
     <w:p>
@@ -1294,23 +1321,6 @@
         </w:rPr>
         <w:t xml:space="preserve"> We engineered a new feature, TotalTimesPastDue. The analysis shows a direct linear relationship: as the count of late payments increases, the probability of financial distress within the next two years rises sharply.</w:t>
       </w:r>
-    </w:p>
-    <w:p>
-      <w:pPr>
-        <w:numPr>
-          <w:ilvl w:val="0"/>
-          <w:numId w:val="0"/>
-        </w:numPr>
-        <w:spacing w:line="360" w:lineRule="auto"/>
-        <w:ind w:leftChars="0"/>
-        <w:jc w:val="both"/>
-        <w:rPr>
-          <w:rFonts w:hint="default" w:ascii="Times New Roman" w:hAnsi="Times New Roman" w:cs="Times New Roman"/>
-          <w:sz w:val="22"/>
-          <w:szCs w:val="22"/>
-          <w:lang w:val="en-US"/>
-        </w:rPr>
-      </w:pPr>
     </w:p>
     <w:p>
       <w:pPr>
@@ -1830,22 +1840,23 @@
         <w:spacing w:line="360" w:lineRule="auto"/>
         <w:jc w:val="center"/>
         <w:rPr>
+          <w:rFonts w:hint="default" w:ascii="SimSun" w:hAnsi="SimSun" w:eastAsia="SimSun" w:cs="SimSun"/>
+          <w:sz w:val="24"/>
+          <w:szCs w:val="24"/>
+          <w:lang w:val="en-US"/>
+        </w:rPr>
+      </w:pPr>
+      <w:r>
+        <w:rPr>
           <w:rFonts w:ascii="SimSun" w:hAnsi="SimSun" w:eastAsia="SimSun" w:cs="SimSun"/>
           <w:sz w:val="24"/>
           <w:szCs w:val="24"/>
         </w:rPr>
-      </w:pPr>
-      <w:r>
-        <w:rPr>
-          <w:rFonts w:ascii="SimSun" w:hAnsi="SimSun" w:eastAsia="SimSun" w:cs="SimSun"/>
-          <w:sz w:val="24"/>
-          <w:szCs w:val="24"/>
-        </w:rPr>
         <w:drawing>
           <wp:inline distT="0" distB="0" distL="114300" distR="114300">
-            <wp:extent cx="4773930" cy="4018915"/>
-            <wp:effectExtent l="0" t="0" r="1270" b="6985"/>
-            <wp:docPr id="7" name="Picture 1" descr="IMG_256"/>
+            <wp:extent cx="4281805" cy="3604260"/>
+            <wp:effectExtent l="0" t="0" r="10795" b="2540"/>
+            <wp:docPr id="6" name="Picture 1" descr="IMG_256"/>
             <wp:cNvGraphicFramePr>
               <a:graphicFrameLocks xmlns:a="http://schemas.openxmlformats.org/drawingml/2006/main" noChangeAspect="1"/>
             </wp:cNvGraphicFramePr>
@@ -1853,7 +1864,7 @@
               <a:graphicData uri="http://schemas.openxmlformats.org/drawingml/2006/picture">
                 <pic:pic xmlns:pic="http://schemas.openxmlformats.org/drawingml/2006/picture">
                   <pic:nvPicPr>
-                    <pic:cNvPr id="7" name="Picture 1" descr="IMG_256"/>
+                    <pic:cNvPr id="6" name="Picture 1" descr="IMG_256"/>
                     <pic:cNvPicPr>
                       <a:picLocks noChangeAspect="1"/>
                     </pic:cNvPicPr>
@@ -1867,7 +1878,7 @@
                   <pic:spPr>
                     <a:xfrm>
                       <a:off x="0" y="0"/>
-                      <a:ext cx="4773930" cy="4018915"/>
+                      <a:ext cx="4281805" cy="3604260"/>
                     </a:xfrm>
                     <a:prstGeom prst="rect">
                       <a:avLst/>
@@ -1888,22 +1899,6 @@
       <w:pPr>
         <w:numPr>
           <w:ilvl w:val="0"/>
-          <w:numId w:val="0"/>
-        </w:numPr>
-        <w:spacing w:line="360" w:lineRule="auto"/>
-        <w:jc w:val="both"/>
-        <w:rPr>
-          <w:rFonts w:hint="default" w:ascii="SimSun" w:hAnsi="SimSun" w:eastAsia="SimSun" w:cs="SimSun"/>
-          <w:sz w:val="24"/>
-          <w:szCs w:val="24"/>
-          <w:lang w:val="en-US"/>
-        </w:rPr>
-      </w:pPr>
-    </w:p>
-    <w:p>
-      <w:pPr>
-        <w:numPr>
-          <w:ilvl w:val="0"/>
           <w:numId w:val="7"/>
         </w:numPr>
         <w:spacing w:line="360" w:lineRule="auto"/>
@@ -2006,7 +2001,7 @@
           <w:szCs w:val="22"/>
           <w:lang w:val="en-US"/>
         </w:rPr>
-        <w:t>We set a Confidence Level of 95% (α=0.05). If a test result (P-value) is less than 0.05, we conclude the finding is "Statistically Significant.</w:t>
+        <w:t>We set a Confidence Level of 95% (α=0.05). If a test result (P-value) is less than 0.05, we conclude the finding is "Statistically Significant”.</w:t>
       </w:r>
     </w:p>
     <w:p>
@@ -3895,6 +3890,7 @@
     <w:p>
       <w:pPr>
         <w:numPr>
+          <w:ilvl w:val="0"/>
           <w:numId w:val="0"/>
         </w:numPr>
         <w:spacing w:line="360" w:lineRule="auto"/>
@@ -4209,18 +4205,7 @@
           <w:szCs w:val="22"/>
           <w:lang w:val="en-US"/>
         </w:rPr>
-        <w:t xml:space="preserve"> Borrowers with high RevolvingUtilization should be flagged for lower credit limits, even if t</w:t>
-      </w:r>
-      <w:bookmarkStart w:id="0" w:name="_GoBack"/>
-      <w:bookmarkEnd w:id="0"/>
-      <w:r>
-        <w:rPr>
-          <w:rFonts w:hint="default" w:ascii="Times New Roman" w:hAnsi="Times New Roman" w:cs="Times New Roman"/>
-          <w:sz w:val="22"/>
-          <w:szCs w:val="22"/>
-          <w:lang w:val="en-US"/>
-        </w:rPr>
-        <w:t>heir current income is high.</w:t>
+        <w:t xml:space="preserve"> Borrowers with high RevolvingUtilization should be flagged for lower credit limits, even if their current income is high.</w:t>
       </w:r>
     </w:p>
     <w:p>
